--- a/az/discovery-articles/5.3 Nisbilik nəzəriyyəsi.docx
+++ b/az/discovery-articles/5.3 Nisbilik nəzəriyyəsi.docx
@@ -4,660 +4,435 @@
   <w:body>
     <w:p>
       <w:pPr>
-        <w:keepNext/>
-        <w:spacing w:before="280" w:after="120"/>
+        <w:pStyle w:val="Title"/>
+        <w:widowControl/>
       </w:pPr>
       <w:r>
-        <w:rPr>
-          <w:rFonts w:ascii="Calibri" w:hAnsi="Calibri" w:eastAsia="Calibri"/>
-          <w:b/>
-          <w:i w:val="0"/>
-          <w:color w:val="004E8C"/>
-          <w:sz w:val="44"/>
-        </w:rPr>
         <w:t>5.3 Nisbilik nəzəriyyəsi</w:t>
       </w:r>
     </w:p>
     <w:p>
       <w:pPr>
-        <w:spacing w:after="80"/>
+        <w:keepNext/>
+        <w:widowControl/>
       </w:pPr>
       <w:r>
         <w:rPr>
-          <w:rFonts w:ascii="Calibri" w:hAnsi="Calibri" w:eastAsia="Calibri"/>
-          <w:b w:val="0"/>
-          <w:i/>
-          <w:color w:val="505050"/>
-          <w:sz w:val="22"/>
+          <w:sz w:val="20"/>
         </w:rPr>
-        <w:t>5. Fizika, kimya və materiallar</w:t>
-      </w:r>
-    </w:p>
-    <w:p>
-      <w:pPr>
-        <w:spacing w:after="200"/>
-      </w:pPr>
-      <w:r>
-        <w:rPr>
-          <w:rFonts w:ascii="Calibri" w:hAnsi="Calibri" w:eastAsia="Calibri"/>
-          <w:b w:val="0"/>
-          <w:i/>
-          <w:sz w:val="22"/>
-        </w:rPr>
-        <w:t>Dövr: 1905-ci il (xüsusi nisbilik nəzəriyyəsi); 1915-ci il (ümumi nisbilik nəzəriyyəsi) | Əsas sima: Albert Eynşteyn</w:t>
-      </w:r>
-    </w:p>
-    <w:p>
-      <w:pPr>
-        <w:spacing w:after="160" w:line="276" w:lineRule="auto"/>
-      </w:pPr>
-      <w:r>
-        <w:rPr>
-          <w:rFonts w:ascii="Calibri" w:hAnsi="Calibri" w:eastAsia="Calibri"/>
-          <w:b w:val="0"/>
-          <w:i w:val="0"/>
-          <w:sz w:val="22"/>
-        </w:rPr>
-        <w:t>Nisbilik Eynşteynin fəza, zaman, hərəkət və cazibə haqqında bir-biri ilə bağlı iki nəzəriyyəsidir. Bu nəzəriyyələr saat və uzunluq ölçülərinin hərəkətdən asılı olduğunu, cazibənin isə fəza-zamanın əyilməsi kimi meydana çıxdığını göstərdi.</w:t>
+        <w:t>5 Fizika kimya və materiallar</w:t>
       </w:r>
     </w:p>
     <w:p>
       <w:pPr>
         <w:keepNext/>
-        <w:spacing w:before="240" w:after="120"/>
+        <w:widowControl/>
       </w:pPr>
       <w:r>
         <w:rPr>
-          <w:rFonts w:ascii="Calibri" w:hAnsi="Calibri" w:eastAsia="Calibri"/>
-          <w:b/>
-          <w:i w:val="0"/>
-          <w:color w:val="004E8C"/>
-          <w:sz w:val="28"/>
+          <w:sz w:val="20"/>
         </w:rPr>
-        <w:t>Əsas faktlar</w:t>
+        <w:t>Dövr: 1905 (xüsusi nisbilik); 1915 (ümumi nisbilik) | Əsas şəxs: Albert Eynşteyn</w:t>
+      </w:r>
+    </w:p>
+    <w:p>
+      <w:pPr>
+        <w:widowControl/>
+      </w:pPr>
+      <w:r>
+        <w:t>Nisbilik Eynşteynin məkan, zaman, hərəkət və cazibə haqqında bir-biri ilə bağlı iki nəzəriyyəsidir. Onlar saat və uzunluq ölçmələrinin hərəkətdən asılı olduğunu, cazibənin isə fəza-zamanın əyriliyi ilə izah edildiyini göstərdi.</w:t>
+      </w:r>
+    </w:p>
+    <w:p>
+      <w:pPr>
+        <w:pStyle w:val="Heading1"/>
+        <w:widowControl/>
+      </w:pPr>
+      <w:r>
+        <w:t>Əsas məlumatlar</w:t>
       </w:r>
     </w:p>
     <w:p>
       <w:pPr>
         <w:pStyle w:val="ListBullet"/>
+        <w:widowControl/>
       </w:pPr>
       <w:r>
-        <w:rPr>
-          <w:rFonts w:ascii="Calibri" w:hAnsi="Calibri" w:eastAsia="Calibri"/>
-          <w:b w:val="0"/>
-          <w:i w:val="0"/>
-          <w:sz w:val="22"/>
-        </w:rPr>
-        <w:t>Xüsusi nisbilik nəzəriyyəsi (1905) işıq sürətinə yaxın hərəkəti təsvir edir</w:t>
+        <w:t>Xüsusi nisbilik nəzəriyyəsi 1905-ci ildə irəli sürüldü; işıq sürətinə yaxın hərəkəti izah edir.</w:t>
       </w:r>
     </w:p>
     <w:p>
       <w:pPr>
         <w:pStyle w:val="ListBullet"/>
+        <w:widowControl/>
       </w:pPr>
       <w:r>
-        <w:rPr>
-          <w:rFonts w:ascii="Calibri" w:hAnsi="Calibri" w:eastAsia="Calibri"/>
-          <w:b w:val="0"/>
-          <w:i w:val="0"/>
-          <w:sz w:val="22"/>
-        </w:rPr>
-        <w:t>E = mc² enerjini kütlə ilə əlaqələndirir</w:t>
+        <w:t>E = mc² düsturu enerji ilə kütləni əlaqələndirir.</w:t>
       </w:r>
     </w:p>
     <w:p>
       <w:pPr>
         <w:pStyle w:val="ListBullet"/>
+        <w:widowControl/>
       </w:pPr>
       <w:r>
-        <w:rPr>
-          <w:rFonts w:ascii="Calibri" w:hAnsi="Calibri" w:eastAsia="Calibri"/>
-          <w:b w:val="0"/>
-          <w:i w:val="0"/>
-          <w:sz w:val="22"/>
-        </w:rPr>
-        <w:t>Ümumi nisbilik nəzəriyyəsi (1915) cazibəni fəza-zamanın əyriliyi kimi izah edir</w:t>
+        <w:t>Ümumi nisbilik nəzəriyyəsi 1915-ci ildə cazibəni fəza-zamanın əyriliyi kimi təsvir etdi.</w:t>
       </w:r>
     </w:p>
     <w:p>
       <w:pPr>
         <w:pStyle w:val="ListBullet"/>
+        <w:widowControl/>
       </w:pPr>
       <w:r>
-        <w:rPr>
-          <w:rFonts w:ascii="Calibri" w:hAnsi="Calibri" w:eastAsia="Calibri"/>
-          <w:b w:val="0"/>
-          <w:i w:val="0"/>
-          <w:sz w:val="22"/>
-        </w:rPr>
-        <w:t>GPS peyklərinin dəqiq işləməsi üçün hər iki nəzəriyyədən irəli gələn düzəlişlər nəzərə alınmalıdır</w:t>
+        <w:t>Qlobal mövqetəyinetmə sistemi — GPS — peyklərində dəqiqliyi qorumaq üçün hər iki nəzəriyyəyə uyğun düzəlişlər lazımdır.</w:t>
       </w:r>
     </w:p>
     <w:p>
       <w:pPr>
         <w:pStyle w:val="ListBullet"/>
+        <w:widowControl/>
       </w:pPr>
       <w:r>
-        <w:rPr>
-          <w:rFonts w:ascii="Calibri" w:hAnsi="Calibri" w:eastAsia="Calibri"/>
-          <w:b w:val="0"/>
-          <w:i w:val="0"/>
-          <w:sz w:val="22"/>
-        </w:rPr>
-        <w:t>Nisbilik gündəlik hadisələr üçün Nyuton mexanikasını əvəz etmir, onun hansı şəraitdə kifayət etdiyinin sərhədlərini müəyyənləşdirir</w:t>
+        <w:t>Bu nəzəriyyələr gündəlik Nyuton mexanikasını ləğv etmir, onun hansı şəraitdə yetərli olduğunu göstərir.</w:t>
       </w:r>
     </w:p>
     <w:p>
       <w:pPr>
-        <w:keepNext/>
-        <w:spacing w:before="240" w:after="120"/>
+        <w:pStyle w:val="Heading1"/>
+        <w:widowControl/>
       </w:pPr>
       <w:r>
-        <w:rPr>
-          <w:rFonts w:ascii="Calibri" w:hAnsi="Calibri" w:eastAsia="Calibri"/>
-          <w:b/>
-          <w:i w:val="0"/>
-          <w:color w:val="004E8C"/>
-          <w:sz w:val="28"/>
-        </w:rPr>
         <w:t>Bu nədir</w:t>
       </w:r>
     </w:p>
     <w:p>
       <w:pPr>
-        <w:spacing w:after="160" w:line="276" w:lineRule="auto"/>
+        <w:widowControl/>
       </w:pPr>
       <w:r>
-        <w:rPr>
-          <w:rFonts w:ascii="Calibri" w:hAnsi="Calibri" w:eastAsia="Calibri"/>
-          <w:b w:val="0"/>
-          <w:i w:val="0"/>
-          <w:sz w:val="22"/>
-        </w:rPr>
-        <w:t>Nisbilik Albert Eynşteynin bir-biri ilə bağlı iki nəzəriyyəsidir. Xüsusi nisbilik nəzəriyyəsinə (1905) görə vakuumda işığın sürəti bütün müşahidəçilər üçün eynidir, fəza ilə zaman isə cisimlərin nisbi hərəkətindən asılı olaraq bir-birinə bağlanır. Ümumi nisbilik nəzəriyyəsinə (1915) görə cazibə düz fəza daxilində təsir edən adi qüvvə deyil, kütlə və enerjinin yaratdığı fəza-zaman əyriliyidir. Fəza-zaman hadisələrin harada və nə vaxt baş verdiyini birlikdə göstərən quruluşdur. Sadə dillə desək, saatlar fərqli sürətlə işləyə, işıq isə əyilə bilər — ağır kürənin batırdığı elastik səthdə kiçik kürələrin yaranmış çökəklik üzrə hərəkət etməsi kimi.</w:t>
+        <w:t>Albert Eynşteynin xüsusi nisbilik nəzəriyyəsinə (1905) görə vakuumda işığın sürəti bütün müşahidəçilər üçün eynidir, məkan və zaman isə nisbi hərəkətdən asılı olaraq bir-biri ilə əlaqələnir. Ümumi nisbilik (1915) cazibəni düz məkanda dartma qüvvəsi deyil, kütlə və enerjinin yaratdığı fəza-zaman əyriliyi kimi izah edir. Fəza-zaman «harada» ilə «nə vaxt»ı birləşdirən çərçivədir. Sadə dillə, saatlar müxtəlif sürətlə işləyə, işıq isə əyilə bilər. Bənzətmə kimi, ağır topun batutda çökəklik yaratdığını, kiçik topların da həmin çökəkliyə uyğun hərəkət etdiyini düşünmək olar.</w:t>
       </w:r>
     </w:p>
     <w:p>
       <w:pPr>
-        <w:keepNext/>
-        <w:spacing w:before="240" w:after="120"/>
+        <w:pStyle w:val="Heading1"/>
+        <w:widowControl/>
       </w:pPr>
       <w:r>
-        <w:rPr>
-          <w:rFonts w:ascii="Calibri" w:hAnsi="Calibri" w:eastAsia="Calibri"/>
-          <w:b/>
-          <w:i w:val="0"/>
-          <w:color w:val="004E8C"/>
-          <w:sz w:val="28"/>
-        </w:rPr>
-        <w:t>Onu kim kəşf və ya ixtira edib</w:t>
+        <w:t>Kim kəşf edib və ya yaradıb</w:t>
       </w:r>
     </w:p>
     <w:p>
       <w:pPr>
-        <w:spacing w:after="160" w:line="276" w:lineRule="auto"/>
+        <w:widowControl/>
       </w:pPr>
       <w:r>
-        <w:rPr>
-          <w:rFonts w:ascii="Calibri" w:hAnsi="Calibri" w:eastAsia="Calibri"/>
-          <w:b w:val="0"/>
-          <w:i w:val="0"/>
-          <w:sz w:val="22"/>
-        </w:rPr>
-        <w:t>Əvvəl Berndə patent idarəsində çalışan, sonralar professor olan Albert Eynşteyn 1905-ci ildə xüsusi nisbilik nəzəriyyəsini həmin ilin digər məşhur məqalələri ilə birlikdə dərc etdi. O, Faradey, Maksvell, Lorens və Puankarenin işlərinə əsaslanırdı. Ümumi nisbilik nəzəriyyəsinin hazırlanması illərlə riyazi iş tələb etdi; Marsel Qrossman Eynşteynə kömək göstərdi, David Hilbert isə eyni dövrdə əlaqəli tənliklər üzərində çalışdı. Artur Eddinqtonun 1919-cu il Günəş tutulması ekspedisiyasında ulduz işığının proqnozlaşdırıldığı kimi əyildiyi müşahidə olunanda Eynşteyn bütün dünyada məşhurlaşdı.</w:t>
+        <w:t>O vaxt Berndə patent idarəsinin əməkdaşı olan, sonralar professor işləyən Albert Eynşteyn 1905-ci ildə digər mühüm məqalələrlə yanaşı xüsusi nisbilik nəzəriyyəsini nəşr etdirdi. O, Faradey, Maksvell, Lorens və Puankarenin işlərinə söykənirdi. Ümumi nisbilik Marsel Qrossmanın köməyi ilə illərlə riyazi iş tələb etdi; David Hilbert də eyni vaxtda yaxın tənliklər üzərində çalışırdı. Artur Eddinqtonun 1919-cu il Günəş tutulması ekspedisiyasında ulduz işığının proqnoza uyğun əyildiyi müşahidə olunanda Eynşteyn dünyada məşhurlaşdı.</w:t>
       </w:r>
     </w:p>
     <w:p>
       <w:pPr>
-        <w:keepNext/>
-        <w:spacing w:before="240" w:after="120"/>
+        <w:pStyle w:val="Heading1"/>
+        <w:widowControl/>
       </w:pPr>
       <w:r>
-        <w:rPr>
-          <w:rFonts w:ascii="Calibri" w:hAnsi="Calibri" w:eastAsia="Calibri"/>
-          <w:b/>
-          <w:i w:val="0"/>
-          <w:color w:val="004E8C"/>
-          <w:sz w:val="28"/>
-        </w:rPr>
-        <w:t>Nə vaxt və necə meydana gəlib</w:t>
+        <w:t>Nə vaxt və necə yaranıb</w:t>
       </w:r>
     </w:p>
     <w:p>
       <w:pPr>
-        <w:spacing w:after="160" w:line="276" w:lineRule="auto"/>
+        <w:widowControl/>
       </w:pPr>
       <w:r>
-        <w:rPr>
-          <w:rFonts w:ascii="Calibri" w:hAnsi="Calibri" w:eastAsia="Calibri"/>
-          <w:b w:val="0"/>
-          <w:i w:val="0"/>
-          <w:sz w:val="22"/>
-        </w:rPr>
-        <w:t>Maksvellin elektromaqnetizmi Nyutonun mütləq fəza və zaman təsəvvürünə uyğun gəlmirdi. Maykelson və Morlinin təcrübələri “efir küləyi”ni aşkar edə bilməmişdi. Fiziklərin kiçik, lakin fəal çevrəsi sağlam düşüncəyə uyğun görünən mütləq zaman anlayışından imtina etməyə hazır idi. Eynşteynin 1905-ci il məqaləsi işıq şüasının ardınca getmək barədə düşüncə təcrübələrindən başladı. 1915-ci il nəzəriyyəsi isə daha dərin suala cavab verdi: fəza-zaman əyilə bilirsə, cazibə nədir?</w:t>
+        <w:t>Maksvellin elektromaqnetizmi Nyutonun mütləq məkan və zaman anlayışı ilə uyğun gəlmirdi. Maykelson və Morlinin təcrübələri «efir küləyi»ni tapa bilməmişdi. Bir-biri ilə sıx əlaqədə olan fiziklər gündəlik zaman təsəvvüründən imtina etməyə hazır idilər. Eynşteynin 1905-ci il məqaləsi işıq şüasını izləmək barədə düşüncə təcrübələrindən başladı. 1915-ci il nəzəriyyəsi daha dərin suala cavab verdi: fəza-zaman əyilə bilirsə, cazibə nədir?</w:t>
       </w:r>
     </w:p>
     <w:p>
       <w:pPr>
-        <w:keepNext/>
-        <w:spacing w:before="240" w:after="120"/>
+        <w:pStyle w:val="Heading1"/>
+        <w:widowControl/>
       </w:pPr>
       <w:r>
-        <w:rPr>
-          <w:rFonts w:ascii="Calibri" w:hAnsi="Calibri" w:eastAsia="Calibri"/>
-          <w:b/>
-          <w:i w:val="0"/>
-          <w:color w:val="004E8C"/>
-          <w:sz w:val="28"/>
-        </w:rPr>
-        <w:t>Elmi baxımdan əhəmiyyəti</w:t>
+        <w:t>Elm üçün əhəmiyyəti</w:t>
       </w:r>
     </w:p>
     <w:p>
       <w:pPr>
-        <w:spacing w:after="160" w:line="276" w:lineRule="auto"/>
+        <w:widowControl/>
       </w:pPr>
       <w:r>
-        <w:rPr>
-          <w:rFonts w:ascii="Calibri" w:hAnsi="Calibri" w:eastAsia="Calibri"/>
-          <w:b w:val="0"/>
-          <w:i w:val="0"/>
-          <w:sz w:val="22"/>
-        </w:rPr>
-        <w:t>Nisbilik bütün kainat üçün vahid “indi” anlayışını aradan qaldırdı. O, zamanın ləngiməsini, kütlə–enerji ekvivalentliyini, cazibə dalğalarını və qara dəlikləri proqnozlaşdırdı; sonralar bunların hamısına dair müşahidə sübutları əldə edildi. Nüvə energetikası və zərrəciklər fizikası enerji balansını E = mc² düsturu ilə hesablayır. Elmi baxımdan nəzəriyyə yeni meyar müəyyənləşdirdi: fiziki model yalnız gündəlik şəraitdə deyil, son dərəcə ekstremal hallarda da sınaqdan çıxmalıdır. O, fizika ilə həndəsə arasında dərin əlaqəni də qorudu.</w:t>
+        <w:t>Nisbilik hamı üçün vahid «indi» fikrini dəyişdi. Zamanın yavaşımasını, kütlə ilə enerjinin ekvivalentliyini, qravitasiya dalğalarını və qara dəlikləri proqnozlaşdırdı; bunlar sonradan müşahidələrlə təsdiqləndi. Nüvə energetikası və zərrəciklər fizikası E = mc² düsturundan hesablamalarda istifadə edir. Elmi baxımdan yeni tələb yarandı: nəzəriyyə təkcə adi deyil, ifrat şəraitdəki sınaqlara da davam gətirməlidir. Həndəsə ilə dərin əlaqə də qorundu.</w:t>
       </w:r>
     </w:p>
     <w:p>
       <w:pPr>
-        <w:keepNext/>
-        <w:spacing w:before="240" w:after="120"/>
+        <w:pStyle w:val="Heading1"/>
+        <w:widowControl/>
       </w:pPr>
       <w:r>
-        <w:rPr>
-          <w:rFonts w:ascii="Calibri" w:hAnsi="Calibri" w:eastAsia="Calibri"/>
-          <w:b/>
-          <w:i w:val="0"/>
-          <w:color w:val="004E8C"/>
-          <w:sz w:val="28"/>
-        </w:rPr>
-        <w:t>Sonrakı inkişaflara necə təsir göstərib</w:t>
+        <w:t>Sonrakı inkişafa təsiri</w:t>
       </w:r>
     </w:p>
     <w:p>
       <w:pPr>
-        <w:spacing w:after="160" w:line="276" w:lineRule="auto"/>
+        <w:widowControl/>
       </w:pPr>
       <w:r>
-        <w:rPr>
-          <w:rFonts w:ascii="Calibri" w:hAnsi="Calibri" w:eastAsia="Calibri"/>
-          <w:b w:val="0"/>
-          <w:i w:val="0"/>
-          <w:sz w:val="22"/>
-        </w:rPr>
-        <w:t>Zərrəcik sürətləndiriciləri, kosmologiya və GPS mühəndisliyi nisbilik nəzəriyyəsinin praktik davamıdır. GPS peyklərindəki saatlar Yer səthindəki saatlardan fərqli sürətlə işləyir; proqram təminatı bu fərqi düzəltməsə, mövqe göstəricisi hər gün kilometrlərlə yayınar. Cazibə dalğası detektorları indi toqquşan qara dəliklərdən gələn siqnalları “dinləyir”. Nisbilik fizikanı sona çatdırmadı; yüksək enerjilər və kosmos fizikası üçün yeni istiqamətlər açdı.</w:t>
+        <w:t>Zərrəcik sürətləndiriciləri, kosmologiya və GPS mühəndisliyi bu inkişafın davamıdır. GPS peyklərindəki saatlar Yerdəkilərdən fərqli sürətlə işləyir; proqram təminatı nisbilik düzəlişlərini etməsəydi, mövqe səhvi gündə kilometrlərlə artardı. Qravitasiya dalğası detektorları indi toqquşan qara dəliklərin siqnallarını qeydə alır. Nisbilik fizikanı bitirmədi; yüksək enerji və kosmik fizika üçün yeni yollar açdı.</w:t>
       </w:r>
     </w:p>
     <w:p>
       <w:pPr>
-        <w:keepNext/>
-        <w:spacing w:before="240" w:after="120"/>
+        <w:pStyle w:val="Heading1"/>
+        <w:widowControl/>
       </w:pPr>
       <w:r>
-        <w:rPr>
-          <w:rFonts w:ascii="Calibri" w:hAnsi="Calibri" w:eastAsia="Calibri"/>
-          <w:b/>
-          <w:i w:val="0"/>
-          <w:color w:val="004E8C"/>
-          <w:sz w:val="28"/>
-        </w:rPr>
         <w:t>İnsan həyatını necə dəyişib</w:t>
       </w:r>
     </w:p>
     <w:p>
       <w:pPr>
-        <w:spacing w:after="160" w:line="276" w:lineRule="auto"/>
+        <w:widowControl/>
       </w:pPr>
       <w:r>
-        <w:rPr>
-          <w:rFonts w:ascii="Calibri" w:hAnsi="Calibri" w:eastAsia="Calibri"/>
-          <w:b w:val="0"/>
-          <w:i w:val="0"/>
-          <w:sz w:val="22"/>
-        </w:rPr>
-        <w:t>Mədəniyyət zaman haqqında yeni bənzətmə və məşhur alim obrazı qazandı. Sonralar silahlar və elektrik stansiyaları kütlə–enerji çevrilməsindən istifadə etdi; bu, texniki olduğu qədər mənəvi məsuliyyət daşıyan hekayədir. Gündəlik avtomobil hərəkətini hələ də Nyuton mexanikası yaxşı izah edir, buna görə nisbilik uzaq mövzu kimi görünə bilər. Amma yerinizi göstərən hər smartfon səssizcə Eynşteynin nəzəriyyələrinə əsaslanır. Həm kainatın, həm də şəhər küçələrinin xəritəsi dəyişdi.</w:t>
+        <w:t>Mədəniyyət zaman haqqında yeni bənzətmə və məşhur alim qazandı. Sonralar silahlar və elektrik stansiyaları kütlə–enerji çevrilməsindən istifadə etdi; bu, texniki olduğu qədər mənəvi nəticələri olan tarixdir. Gündəlik avtomobil hərəkətində Nyuton qanunları yetərlidir, buna görə nisbilik uzaq görünə bilər. Lakin yerinizi müəyyənləşdirən hər smartfon səssizcə Eynşteynin nəzəriyyəsindən bəhrələnir. Həm kainatın, həm şəhər küçəsinin xəritəsi dəyişdi.</w:t>
       </w:r>
     </w:p>
     <w:p>
       <w:pPr>
-        <w:keepNext/>
-        <w:spacing w:before="240" w:after="120"/>
+        <w:pStyle w:val="Heading1"/>
+        <w:widowControl/>
       </w:pPr>
       <w:r>
-        <w:rPr>
-          <w:rFonts w:ascii="Calibri" w:hAnsi="Calibri" w:eastAsia="Calibri"/>
-          <w:b/>
-          <w:i w:val="0"/>
-          <w:color w:val="004E8C"/>
-          <w:sz w:val="28"/>
-        </w:rPr>
         <w:t>Mənbələr və istinadlar</w:t>
       </w:r>
     </w:p>
     <w:p>
       <w:pPr>
-        <w:keepNext/>
-        <w:spacing w:before="240" w:after="120"/>
+        <w:pStyle w:val="Heading2"/>
+        <w:widowControl/>
       </w:pPr>
       <w:r>
         <w:rPr>
-          <w:rFonts w:ascii="Calibri" w:hAnsi="Calibri" w:eastAsia="Calibri"/>
-          <w:b/>
-          <w:i w:val="0"/>
-          <w:color w:val="004E8C"/>
-          <w:sz w:val="24"/>
+          <w:sz w:val="20"/>
         </w:rPr>
-        <w:t>C. Təşkilatların materialları və ensiklopedik mənbələr</w:t>
+        <w:t>C Qurumların materialları və ensiklopedik mənbələr</w:t>
       </w:r>
     </w:p>
     <w:p>
       <w:pPr>
-        <w:spacing w:after="80"/>
-        <w:ind w:left="360"/>
+        <w:widowControl/>
       </w:pPr>
       <w:r>
         <w:rPr>
-          <w:rFonts w:ascii="Calibri" w:hAnsi="Calibri" w:eastAsia="Calibri"/>
-          <w:b w:val="0"/>
-          <w:i w:val="0"/>
-          <w:sz w:val="22"/>
+          <w:sz w:val="20"/>
         </w:rPr>
-        <w:t>1. Encyclopaedia Britannica. “Relativity” (“Nisbilik”).</w:t>
-      </w:r>
-      <w:r>
-        <w:rPr>
-          <w:rFonts w:ascii="Calibri" w:hAnsi="Calibri" w:eastAsia="Calibri"/>
-          <w:b w:val="0"/>
-          <w:i w:val="0"/>
-          <w:sz w:val="22"/>
-        </w:rPr>
-        <w:t xml:space="preserve"> </w:t>
+        <w:t xml:space="preserve">1. Encyclopaedia Britannica. 'Relativity.' </w:t>
       </w:r>
       <w:hyperlink r:id="rId9">
         <w:r>
           <w:rPr>
-            <w:rFonts w:ascii="Calibri" w:hAnsi="Calibri" w:eastAsia="Calibri"/>
-            <w:b w:val="0"/>
-            <w:i w:val="0"/>
-            <w:sz w:val="22"/>
-            <w:color w:val="0563C1"/>
-            <w:u w:val="single"/>
+            <w:sz w:val="20"/>
           </w:rPr>
           <w:t>https://www.britannica.com/science/relativity</w:t>
         </w:r>
       </w:hyperlink>
+      <w:r>
+        <w:rPr>
+          <w:sz w:val="20"/>
+        </w:rPr>
+      </w:r>
     </w:p>
     <w:p>
       <w:pPr>
-        <w:spacing w:after="80"/>
-        <w:ind w:left="360"/>
+        <w:widowControl/>
       </w:pPr>
       <w:r>
         <w:rPr>
-          <w:rFonts w:ascii="Calibri" w:hAnsi="Calibri" w:eastAsia="Calibri"/>
-          <w:b w:val="0"/>
-          <w:i w:val="0"/>
-          <w:sz w:val="22"/>
+          <w:sz w:val="20"/>
         </w:rPr>
-        <w:t>2. Stanford Encyclopedia of Philosophy. “Einstein’s Philosophy of Science” (“Eynşteynin elm fəlsəfəsi”).</w:t>
-      </w:r>
-      <w:r>
-        <w:rPr>
-          <w:rFonts w:ascii="Calibri" w:hAnsi="Calibri" w:eastAsia="Calibri"/>
-          <w:b w:val="0"/>
-          <w:i w:val="0"/>
-          <w:sz w:val="22"/>
-        </w:rPr>
-        <w:t xml:space="preserve"> </w:t>
+        <w:t xml:space="preserve">2. Stanford Encyclopedia of Philosophy. 'Einstein's Philosophy of Science.' </w:t>
       </w:r>
       <w:hyperlink r:id="rId10">
         <w:r>
           <w:rPr>
-            <w:rFonts w:ascii="Calibri" w:hAnsi="Calibri" w:eastAsia="Calibri"/>
-            <w:b w:val="0"/>
-            <w:i w:val="0"/>
-            <w:sz w:val="22"/>
-            <w:color w:val="0563C1"/>
-            <w:u w:val="single"/>
+            <w:sz w:val="20"/>
           </w:rPr>
           <w:t>https://plato.stanford.edu/entries/einstein-philscience/</w:t>
         </w:r>
       </w:hyperlink>
-    </w:p>
-    <w:p>
-      <w:pPr>
-        <w:keepNext/>
-        <w:spacing w:before="240" w:after="120"/>
-      </w:pPr>
       <w:r>
         <w:rPr>
-          <w:rFonts w:ascii="Calibri" w:hAnsi="Calibri" w:eastAsia="Calibri"/>
-          <w:b/>
-          <w:i w:val="0"/>
-          <w:color w:val="004E8C"/>
-          <w:sz w:val="24"/>
+          <w:sz w:val="20"/>
         </w:rPr>
-        <w:t>D. Muzey, arxiv və kitabxana materialları</w:t>
       </w:r>
     </w:p>
     <w:p>
       <w:pPr>
-        <w:spacing w:after="80"/>
-        <w:ind w:left="360"/>
+        <w:pStyle w:val="Heading2"/>
+        <w:widowControl/>
       </w:pPr>
       <w:r>
         <w:rPr>
-          <w:rFonts w:ascii="Calibri" w:hAnsi="Calibri" w:eastAsia="Calibri"/>
-          <w:b w:val="0"/>
-          <w:i w:val="0"/>
-          <w:sz w:val="22"/>
+          <w:sz w:val="20"/>
         </w:rPr>
-        <w:t>1. Albert Einstein Archives (Hebrew University of Jerusalem).</w:t>
+        <w:t>D Muzey arxiv və kitabxana materialları</w:t>
       </w:r>
+    </w:p>
+    <w:p>
+      <w:pPr>
+        <w:widowControl/>
+      </w:pPr>
       <w:r>
         <w:rPr>
-          <w:rFonts w:ascii="Calibri" w:hAnsi="Calibri" w:eastAsia="Calibri"/>
-          <w:b w:val="0"/>
-          <w:i w:val="0"/>
-          <w:sz w:val="22"/>
+          <w:sz w:val="20"/>
         </w:rPr>
-        <w:t xml:space="preserve"> </w:t>
+        <w:t xml:space="preserve">1. Albert Einstein Archives (Hebrew University of Jerusalem). </w:t>
       </w:r>
       <w:hyperlink r:id="rId11">
         <w:r>
           <w:rPr>
-            <w:rFonts w:ascii="Calibri" w:hAnsi="Calibri" w:eastAsia="Calibri"/>
-            <w:b w:val="0"/>
-            <w:i w:val="0"/>
-            <w:sz w:val="22"/>
-            <w:color w:val="0563C1"/>
-            <w:u w:val="single"/>
+            <w:sz w:val="20"/>
           </w:rPr>
           <w:t>https://www.alberteinstein.info/</w:t>
         </w:r>
       </w:hyperlink>
-    </w:p>
-    <w:p>
-      <w:pPr>
-        <w:keepNext/>
-        <w:spacing w:before="240" w:after="120"/>
-      </w:pPr>
       <w:r>
         <w:rPr>
-          <w:rFonts w:ascii="Calibri" w:hAnsi="Calibri" w:eastAsia="Calibri"/>
-          <w:b/>
-          <w:i w:val="0"/>
-          <w:color w:val="004E8C"/>
-          <w:sz w:val="24"/>
+          <w:sz w:val="20"/>
         </w:rPr>
-        <w:t>G. Kosmik agentliklərin, laboratoriyaların və elmi təşkilatların materialları</w:t>
       </w:r>
     </w:p>
     <w:p>
       <w:pPr>
-        <w:spacing w:after="80"/>
-        <w:ind w:left="360"/>
+        <w:pStyle w:val="Heading2"/>
+        <w:widowControl/>
       </w:pPr>
       <w:r>
         <w:rPr>
-          <w:rFonts w:ascii="Calibri" w:hAnsi="Calibri" w:eastAsia="Calibri"/>
-          <w:b w:val="0"/>
-          <w:i w:val="0"/>
-          <w:sz w:val="22"/>
+          <w:sz w:val="20"/>
         </w:rPr>
-        <w:t>1. NASA Space Place. “What Is a Gravitational Wave?” (“Cazibə dalğası nədir?”) — geniş oxucu üçün nisbilik mövzusu.</w:t>
+        <w:t>G Kosmik agentliklər laboratoriyalar və elmi təşkilatlar</w:t>
       </w:r>
+    </w:p>
+    <w:p>
+      <w:pPr>
+        <w:widowControl/>
+      </w:pPr>
       <w:r>
         <w:rPr>
-          <w:rFonts w:ascii="Calibri" w:hAnsi="Calibri" w:eastAsia="Calibri"/>
-          <w:b w:val="0"/>
-          <w:i w:val="0"/>
-          <w:sz w:val="22"/>
+          <w:sz w:val="20"/>
         </w:rPr>
-        <w:t xml:space="preserve"> </w:t>
+        <w:t xml:space="preserve">1. NASA Space Place. 'What Is a Gravitational Wave?' / relativity context for public readers. </w:t>
       </w:r>
       <w:hyperlink r:id="rId12">
         <w:r>
           <w:rPr>
-            <w:rFonts w:ascii="Calibri" w:hAnsi="Calibri" w:eastAsia="Calibri"/>
-            <w:b w:val="0"/>
-            <w:i w:val="0"/>
-            <w:sz w:val="22"/>
-            <w:color w:val="0563C1"/>
-            <w:u w:val="single"/>
+            <w:sz w:val="20"/>
           </w:rPr>
           <w:t>https://spaceplace.nasa.gov/gravitational-waves/en/</w:t>
         </w:r>
       </w:hyperlink>
+      <w:r>
+        <w:rPr>
+          <w:sz w:val="20"/>
+        </w:rPr>
+      </w:r>
     </w:p>
     <w:p>
       <w:pPr>
-        <w:spacing w:after="80"/>
-        <w:ind w:left="360"/>
+        <w:widowControl/>
       </w:pPr>
       <w:r>
         <w:rPr>
-          <w:rFonts w:ascii="Calibri" w:hAnsi="Calibri" w:eastAsia="Calibri"/>
-          <w:b w:val="0"/>
-          <w:i w:val="0"/>
-          <w:sz w:val="22"/>
+          <w:sz w:val="20"/>
         </w:rPr>
-        <w:t>2. LIGO Laboratory. Cazibə dalğalarının ilk aşkarlanması, 11 fevral 2016-cı il.</w:t>
-      </w:r>
-      <w:r>
-        <w:rPr>
-          <w:rFonts w:ascii="Calibri" w:hAnsi="Calibri" w:eastAsia="Calibri"/>
-          <w:b w:val="0"/>
-          <w:i w:val="0"/>
-          <w:sz w:val="22"/>
-        </w:rPr>
-        <w:t xml:space="preserve"> </w:t>
+        <w:t xml:space="preserve">2. LIGO Laboratory. First detection of gravitational waves, 11 February 2016. </w:t>
       </w:r>
       <w:hyperlink r:id="rId13">
         <w:r>
           <w:rPr>
-            <w:rFonts w:ascii="Calibri" w:hAnsi="Calibri" w:eastAsia="Calibri"/>
-            <w:b w:val="0"/>
-            <w:i w:val="0"/>
-            <w:sz w:val="22"/>
-            <w:color w:val="0563C1"/>
-            <w:u w:val="single"/>
+            <w:sz w:val="20"/>
           </w:rPr>
           <w:t>https://www.ligo.caltech.edu/news/ligo20160211</w:t>
         </w:r>
       </w:hyperlink>
+      <w:r>
+        <w:rPr>
+          <w:sz w:val="20"/>
+        </w:rPr>
+      </w:r>
     </w:p>
     <w:p>
       <w:pPr>
-        <w:spacing w:after="80"/>
-        <w:ind w:left="360"/>
+        <w:widowControl/>
       </w:pPr>
       <w:r>
         <w:rPr>
-          <w:rFonts w:ascii="Calibri" w:hAnsi="Calibri" w:eastAsia="Calibri"/>
-          <w:b w:val="0"/>
-          <w:i w:val="0"/>
-          <w:sz w:val="22"/>
+          <w:sz w:val="20"/>
         </w:rPr>
-        <w:t>3. Event Horizon Telescope. Qara dəliyin ilk təsviri, 10 aprel 2019-cu il.</w:t>
-      </w:r>
-      <w:r>
-        <w:rPr>
-          <w:rFonts w:ascii="Calibri" w:hAnsi="Calibri" w:eastAsia="Calibri"/>
-          <w:b w:val="0"/>
-          <w:i w:val="0"/>
-          <w:sz w:val="22"/>
-        </w:rPr>
-        <w:t xml:space="preserve"> </w:t>
+        <w:t xml:space="preserve">3. Event Horizon Telescope. First image of a black hole, 10 April 2019. </w:t>
       </w:r>
       <w:hyperlink r:id="rId14">
         <w:r>
           <w:rPr>
-            <w:rFonts w:ascii="Calibri" w:hAnsi="Calibri" w:eastAsia="Calibri"/>
-            <w:b w:val="0"/>
-            <w:i w:val="0"/>
-            <w:sz w:val="22"/>
-            <w:color w:val="0563C1"/>
-            <w:u w:val="single"/>
+            <w:sz w:val="20"/>
           </w:rPr>
           <w:t>https://eventhorizontelescope.org/press-release-april-10-2019-astronomers-capture-first-image-black-hole</w:t>
         </w:r>
       </w:hyperlink>
+      <w:r>
+        <w:rPr>
+          <w:sz w:val="20"/>
+        </w:rPr>
+      </w:r>
     </w:p>
     <w:p>
       <w:pPr>
-        <w:spacing w:after="80"/>
-        <w:ind w:left="360"/>
+        <w:widowControl/>
       </w:pPr>
       <w:r>
         <w:rPr>
-          <w:rFonts w:ascii="Calibri" w:hAnsi="Calibri" w:eastAsia="Calibri"/>
-          <w:b w:val="0"/>
-          <w:i w:val="0"/>
-          <w:sz w:val="22"/>
+          <w:sz w:val="20"/>
         </w:rPr>
-        <w:t>4. Nobel Prize. 1921-ci il fizika üzrə Nobel mükafatı (Albert Eynşteyn).</w:t>
-      </w:r>
-      <w:r>
-        <w:rPr>
-          <w:rFonts w:ascii="Calibri" w:hAnsi="Calibri" w:eastAsia="Calibri"/>
-          <w:b w:val="0"/>
-          <w:i w:val="0"/>
-          <w:sz w:val="22"/>
-        </w:rPr>
-        <w:t xml:space="preserve"> </w:t>
+        <w:t xml:space="preserve">4. Nobel Prize. Physics 1921 (Albert Einstein). </w:t>
       </w:r>
       <w:hyperlink r:id="rId15">
         <w:r>
           <w:rPr>
-            <w:rFonts w:ascii="Calibri" w:hAnsi="Calibri" w:eastAsia="Calibri"/>
-            <w:b w:val="0"/>
-            <w:i w:val="0"/>
-            <w:sz w:val="22"/>
-            <w:color w:val="0563C1"/>
-            <w:u w:val="single"/>
+            <w:sz w:val="20"/>
           </w:rPr>
           <w:t>https://www.nobelprize.org/prizes/physics/1921/summary/</w:t>
         </w:r>
       </w:hyperlink>
+      <w:r>
+        <w:rPr>
+          <w:sz w:val="20"/>
+        </w:rPr>
+      </w:r>
     </w:p>
     <w:sectPr>
-      <w:pgSz w:w="12240" w:h="15840"/>
-      <w:pgMar w:top="1296" w:right="1440" w:bottom="1296" w:left="1440" w:header="720" w:footer="720" w:gutter="0"/>
+      <w:footerReference w:type="default" r:id="rId16"/>
+      <w:pgSz w:w="11906" w:h="16838"/>
+      <w:pgMar w:top="1020" w:right="1134" w:bottom="1020" w:left="1134" w:header="720" w:footer="720" w:gutter="0"/>
       <w:cols w:space="720"/>
       <w:docGrid w:linePitch="360"/>
     </w:sectPr>
   </w:body>
 </w:document>
+</file>
+
+<file path=word/footer1.xml><?xml version="1.0" encoding="utf-8"?>
+<w:ftr xmlns:m="http://schemas.openxmlformats.org/officeDocument/2006/math" xmlns:mc="http://schemas.openxmlformats.org/markup-compatibility/2006" xmlns:mo="http://schemas.microsoft.com/office/mac/office/2008/main" xmlns:mv="urn:schemas-microsoft-com:mac:vml" xmlns:o="urn:schemas-microsoft-com:office:office" xmlns:r="http://schemas.openxmlformats.org/officeDocument/2006/relationships" xmlns:v="urn:schemas-microsoft-com:vml" xmlns:w10="urn:schemas-microsoft-com:office:word" xmlns:w14="http://schemas.microsoft.com/office/word/2010/wordml" xmlns:w="http://schemas.openxmlformats.org/wordprocessingml/2006/main" xmlns:wne="http://schemas.microsoft.com/office/word/2006/wordml" xmlns:wp14="http://schemas.microsoft.com/office/word/2010/wordprocessingDrawing" xmlns:wp="http://schemas.openxmlformats.org/drawingml/2006/wordprocessingDrawing" xmlns:wpc="http://schemas.microsoft.com/office/word/2010/wordprocessingCanvas" xmlns:wpg="http://schemas.microsoft.com/office/word/2010/wordprocessingGroup" xmlns:wpi="http://schemas.microsoft.com/office/word/2010/wordprocessingInk" xmlns:wps="http://schemas.microsoft.com/office/word/2010/wordprocessingShape" mc:Ignorable="w14 wp14">
+  <w:p>
+    <w:pPr>
+      <w:pStyle w:val="Footer"/>
+      <w:jc w:val="right"/>
+    </w:pPr>
+    <w:fldSimple w:instr="PAGE"/>
+  </w:p>
+</w:ftr>
 </file>
 
 <file path=word/numbering.xml><?xml version="1.0" encoding="utf-8"?>
@@ -868,7 +643,7 @@
   <w:docDefaults>
     <w:rPrDefault>
       <w:rPr>
-        <w:rFonts w:asciiTheme="minorHAnsi" w:eastAsiaTheme="minorEastAsia" w:hAnsiTheme="minorHAnsi" w:cstheme="minorBidi"/>
+        <w:rFonts/>
         <w:sz w:val="22"/>
         <w:szCs w:val="22"/>
         <w:lang w:val="en-US" w:eastAsia="en-US" w:bidi="ar-SA"/>
@@ -1023,6 +798,15 @@
     <w:name w:val="Normal"/>
     <w:qFormat/>
     <w:rsid w:val="00FC693F"/>
+    <w:pPr>
+      <w:spacing w:after="120" w:line="259" w:lineRule="auto"/>
+    </w:pPr>
+    <w:rPr>
+      <w:rFonts w:ascii="Times New Roman" w:hAnsi="Times New Roman"/>
+      <w:color w:val="000000"/>
+      <w:sz w:val="24"/>
+      <w:lang w:val="az-Latn-AZ"/>
+    </w:rPr>
   </w:style>
   <w:style w:type="paragraph" w:styleId="Header">
     <w:name w:val="header"/>
@@ -1079,16 +863,17 @@
     <w:pPr>
       <w:keepNext/>
       <w:keepLines/>
-      <w:spacing w:before="480" w:after="0"/>
+      <w:spacing w:before="480" w:after="120" w:line="259" w:lineRule="auto"/>
       <w:outlineLvl w:val="0"/>
     </w:pPr>
     <w:rPr>
-      <w:rFonts w:asciiTheme="majorHAnsi" w:eastAsiaTheme="majorEastAsia" w:hAnsiTheme="majorHAnsi" w:cstheme="majorBidi"/>
+      <w:rFonts w:ascii="Times New Roman" w:hAnsi="Times New Roman"/>
       <w:b/>
       <w:bCs/>
-      <w:color w:val="365F91" w:themeColor="accent1" w:themeShade="BF"/>
-      <w:sz w:val="28"/>
+      <w:color w:val="000000"/>
+      <w:sz w:val="26"/>
       <w:szCs w:val="28"/>
+      <w:lang w:val="az-Latn-AZ"/>
     </w:rPr>
   </w:style>
   <w:style w:type="paragraph" w:styleId="Heading2">
@@ -1103,16 +888,17 @@
     <w:pPr>
       <w:keepNext/>
       <w:keepLines/>
-      <w:spacing w:before="200" w:after="0"/>
+      <w:spacing w:before="200" w:after="120" w:line="259" w:lineRule="auto"/>
       <w:outlineLvl w:val="1"/>
     </w:pPr>
     <w:rPr>
-      <w:rFonts w:asciiTheme="majorHAnsi" w:eastAsiaTheme="majorEastAsia" w:hAnsiTheme="majorHAnsi" w:cstheme="majorBidi"/>
+      <w:rFonts w:ascii="Times New Roman" w:hAnsi="Times New Roman"/>
       <w:b/>
       <w:bCs/>
-      <w:color w:val="4F81BD" w:themeColor="accent1"/>
+      <w:color w:val="000000"/>
       <w:sz w:val="26"/>
       <w:szCs w:val="26"/>
+      <w:lang w:val="az-Latn-AZ"/>
     </w:rPr>
   </w:style>
   <w:style w:type="paragraph" w:styleId="Heading3">
@@ -1131,7 +917,7 @@
       <w:outlineLvl w:val="2"/>
     </w:pPr>
     <w:rPr>
-      <w:rFonts w:asciiTheme="majorHAnsi" w:eastAsiaTheme="majorEastAsia" w:hAnsiTheme="majorHAnsi" w:cstheme="majorBidi"/>
+      <w:rFonts/>
       <w:b/>
       <w:bCs/>
       <w:color w:val="4F81BD" w:themeColor="accent1"/>
@@ -1154,7 +940,7 @@
       <w:outlineLvl w:val="3"/>
     </w:pPr>
     <w:rPr>
-      <w:rFonts w:asciiTheme="majorHAnsi" w:eastAsiaTheme="majorEastAsia" w:hAnsiTheme="majorHAnsi" w:cstheme="majorBidi"/>
+      <w:rFonts/>
       <w:b/>
       <w:bCs/>
       <w:i/>
@@ -1179,7 +965,7 @@
       <w:outlineLvl w:val="4"/>
     </w:pPr>
     <w:rPr>
-      <w:rFonts w:asciiTheme="majorHAnsi" w:eastAsiaTheme="majorEastAsia" w:hAnsiTheme="majorHAnsi" w:cstheme="majorBidi"/>
+      <w:rFonts/>
       <w:color w:val="243F60" w:themeColor="accent1" w:themeShade="7F"/>
     </w:rPr>
   </w:style>
@@ -1200,7 +986,7 @@
       <w:outlineLvl w:val="5"/>
     </w:pPr>
     <w:rPr>
-      <w:rFonts w:asciiTheme="majorHAnsi" w:eastAsiaTheme="majorEastAsia" w:hAnsiTheme="majorHAnsi" w:cstheme="majorBidi"/>
+      <w:rFonts/>
       <w:i/>
       <w:iCs/>
       <w:color w:val="243F60" w:themeColor="accent1" w:themeShade="7F"/>
@@ -1223,7 +1009,7 @@
       <w:outlineLvl w:val="6"/>
     </w:pPr>
     <w:rPr>
-      <w:rFonts w:asciiTheme="majorHAnsi" w:eastAsiaTheme="majorEastAsia" w:hAnsiTheme="majorHAnsi" w:cstheme="majorBidi"/>
+      <w:rFonts/>
       <w:i/>
       <w:iCs/>
       <w:color w:val="404040" w:themeColor="text1" w:themeTint="BF"/>
@@ -1246,7 +1032,7 @@
       <w:outlineLvl w:val="7"/>
     </w:pPr>
     <w:rPr>
-      <w:rFonts w:asciiTheme="majorHAnsi" w:eastAsiaTheme="majorEastAsia" w:hAnsiTheme="majorHAnsi" w:cstheme="majorBidi"/>
+      <w:rFonts/>
       <w:color w:val="4F81BD" w:themeColor="accent1"/>
       <w:sz w:val="20"/>
       <w:szCs w:val="20"/>
@@ -1269,7 +1055,7 @@
       <w:outlineLvl w:val="8"/>
     </w:pPr>
     <w:rPr>
-      <w:rFonts w:asciiTheme="majorHAnsi" w:eastAsiaTheme="majorEastAsia" w:hAnsiTheme="majorHAnsi" w:cstheme="majorBidi"/>
+      <w:rFonts/>
       <w:i/>
       <w:iCs/>
       <w:color w:val="404040" w:themeColor="text1" w:themeTint="BF"/>
@@ -1320,7 +1106,7 @@
     <w:uiPriority w:val="9"/>
     <w:rsid w:val="00FC693F"/>
     <w:rPr>
-      <w:rFonts w:asciiTheme="majorHAnsi" w:eastAsiaTheme="majorEastAsia" w:hAnsiTheme="majorHAnsi" w:cstheme="majorBidi"/>
+      <w:rFonts/>
       <w:b/>
       <w:bCs/>
       <w:color w:val="365F91" w:themeColor="accent1" w:themeShade="BF"/>
@@ -1335,7 +1121,7 @@
     <w:uiPriority w:val="9"/>
     <w:rsid w:val="00FC693F"/>
     <w:rPr>
-      <w:rFonts w:asciiTheme="majorHAnsi" w:eastAsiaTheme="majorEastAsia" w:hAnsiTheme="majorHAnsi" w:cstheme="majorBidi"/>
+      <w:rFonts/>
       <w:b/>
       <w:bCs/>
       <w:color w:val="4F81BD" w:themeColor="accent1"/>
@@ -1350,7 +1136,7 @@
     <w:uiPriority w:val="9"/>
     <w:rsid w:val="00FC693F"/>
     <w:rPr>
-      <w:rFonts w:asciiTheme="majorHAnsi" w:eastAsiaTheme="majorEastAsia" w:hAnsiTheme="majorHAnsi" w:cstheme="majorBidi"/>
+      <w:rFonts/>
       <w:b/>
       <w:bCs/>
       <w:color w:val="4F81BD" w:themeColor="accent1"/>
@@ -1365,19 +1151,17 @@
     <w:qFormat/>
     <w:rsid w:val="00FC693F"/>
     <w:pPr>
-      <w:pBdr>
-        <w:bottom w:val="single" w:sz="8" w:space="4" w:color="4F81BD" w:themeColor="accent1"/>
-      </w:pBdr>
-      <w:spacing w:after="300" w:line="240" w:lineRule="auto"/>
+      <w:spacing w:after="120" w:line="259" w:lineRule="auto"/>
       <w:contextualSpacing/>
     </w:pPr>
     <w:rPr>
-      <w:rFonts w:asciiTheme="majorHAnsi" w:eastAsiaTheme="majorEastAsia" w:hAnsiTheme="majorHAnsi" w:cstheme="majorBidi"/>
-      <w:color w:val="17365D" w:themeColor="text2" w:themeShade="BF"/>
+      <w:rFonts w:ascii="Times New Roman" w:hAnsi="Times New Roman"/>
+      <w:color w:val="000000"/>
       <w:spacing w:val="5"/>
       <w:kern w:val="28"/>
-      <w:sz w:val="52"/>
+      <w:sz w:val="40"/>
       <w:szCs w:val="52"/>
+      <w:lang w:val="az-Latn-AZ"/>
     </w:rPr>
   </w:style>
   <w:style w:type="character" w:customStyle="1" w:styleId="TitleChar">
@@ -1387,7 +1171,7 @@
     <w:uiPriority w:val="10"/>
     <w:rsid w:val="00FC693F"/>
     <w:rPr>
-      <w:rFonts w:asciiTheme="majorHAnsi" w:eastAsiaTheme="majorEastAsia" w:hAnsiTheme="majorHAnsi" w:cstheme="majorBidi"/>
+      <w:rFonts/>
       <w:color w:val="17365D" w:themeColor="text2" w:themeShade="BF"/>
       <w:spacing w:val="5"/>
       <w:kern w:val="28"/>
@@ -1409,7 +1193,7 @@
       </w:numPr>
     </w:pPr>
     <w:rPr>
-      <w:rFonts w:asciiTheme="majorHAnsi" w:eastAsiaTheme="majorEastAsia" w:hAnsiTheme="majorHAnsi" w:cstheme="majorBidi"/>
+      <w:rFonts/>
       <w:i/>
       <w:iCs/>
       <w:color w:val="4F81BD" w:themeColor="accent1"/>
@@ -1425,7 +1209,7 @@
     <w:uiPriority w:val="11"/>
     <w:rsid w:val="00FC693F"/>
     <w:rPr>
-      <w:rFonts w:asciiTheme="majorHAnsi" w:eastAsiaTheme="majorEastAsia" w:hAnsiTheme="majorHAnsi" w:cstheme="majorBidi"/>
+      <w:rFonts/>
       <w:i/>
       <w:iCs/>
       <w:color w:val="4F81BD" w:themeColor="accent1"/>
@@ -1550,8 +1334,15 @@
       <w:numPr>
         <w:numId w:val="1"/>
       </w:numPr>
+      <w:spacing w:after="120" w:line="259" w:lineRule="auto"/>
       <w:contextualSpacing/>
     </w:pPr>
+    <w:rPr>
+      <w:rFonts w:ascii="Times New Roman" w:hAnsi="Times New Roman"/>
+      <w:color w:val="000000"/>
+      <w:sz w:val="24"/>
+      <w:lang w:val="az-Latn-AZ"/>
+    </w:rPr>
   </w:style>
   <w:style w:type="paragraph" w:styleId="ListBullet2">
     <w:name w:val="List Bullet 2"/>
@@ -1723,7 +1514,7 @@
     <w:semiHidden/>
     <w:rsid w:val="00FC693F"/>
     <w:rPr>
-      <w:rFonts w:asciiTheme="majorHAnsi" w:eastAsiaTheme="majorEastAsia" w:hAnsiTheme="majorHAnsi" w:cstheme="majorBidi"/>
+      <w:rFonts/>
       <w:b/>
       <w:bCs/>
       <w:i/>
@@ -1739,7 +1530,7 @@
     <w:semiHidden/>
     <w:rsid w:val="00FC693F"/>
     <w:rPr>
-      <w:rFonts w:asciiTheme="majorHAnsi" w:eastAsiaTheme="majorEastAsia" w:hAnsiTheme="majorHAnsi" w:cstheme="majorBidi"/>
+      <w:rFonts/>
       <w:color w:val="243F60" w:themeColor="accent1" w:themeShade="7F"/>
     </w:rPr>
   </w:style>
@@ -1751,7 +1542,7 @@
     <w:semiHidden/>
     <w:rsid w:val="00FC693F"/>
     <w:rPr>
-      <w:rFonts w:asciiTheme="majorHAnsi" w:eastAsiaTheme="majorEastAsia" w:hAnsiTheme="majorHAnsi" w:cstheme="majorBidi"/>
+      <w:rFonts/>
       <w:i/>
       <w:iCs/>
       <w:color w:val="243F60" w:themeColor="accent1" w:themeShade="7F"/>
@@ -1765,7 +1556,7 @@
     <w:semiHidden/>
     <w:rsid w:val="00FC693F"/>
     <w:rPr>
-      <w:rFonts w:asciiTheme="majorHAnsi" w:eastAsiaTheme="majorEastAsia" w:hAnsiTheme="majorHAnsi" w:cstheme="majorBidi"/>
+      <w:rFonts/>
       <w:i/>
       <w:iCs/>
       <w:color w:val="404040" w:themeColor="text1" w:themeTint="BF"/>
@@ -1779,7 +1570,7 @@
     <w:semiHidden/>
     <w:rsid w:val="00FC693F"/>
     <w:rPr>
-      <w:rFonts w:asciiTheme="majorHAnsi" w:eastAsiaTheme="majorEastAsia" w:hAnsiTheme="majorHAnsi" w:cstheme="majorBidi"/>
+      <w:rFonts/>
       <w:color w:val="4F81BD" w:themeColor="accent1"/>
       <w:sz w:val="20"/>
       <w:szCs w:val="20"/>
@@ -1793,7 +1584,7 @@
     <w:semiHidden/>
     <w:rsid w:val="00FC693F"/>
     <w:rPr>
-      <w:rFonts w:asciiTheme="majorHAnsi" w:eastAsiaTheme="majorEastAsia" w:hAnsiTheme="majorHAnsi" w:cstheme="majorBidi"/>
+      <w:rFonts/>
       <w:i/>
       <w:iCs/>
       <w:color w:val="404040" w:themeColor="text1" w:themeTint="BF"/>
@@ -1852,9 +1643,6 @@
     <w:qFormat/>
     <w:rsid w:val="00FC693F"/>
     <w:pPr>
-      <w:pBdr>
-        <w:bottom w:val="single" w:sz="4" w:space="4" w:color="4F81BD" w:themeColor="accent1"/>
-      </w:pBdr>
       <w:spacing w:before="200" w:after="280"/>
       <w:ind w:left="936" w:right="936"/>
     </w:pPr>
@@ -3382,7 +3170,7 @@
         <w:spacing w:before="0" w:after="0" w:line="240" w:lineRule="auto"/>
       </w:pPr>
       <w:rPr>
-        <w:rFonts w:asciiTheme="majorHAnsi" w:eastAsiaTheme="majorEastAsia" w:hAnsiTheme="majorHAnsi" w:cstheme="majorBidi"/>
+        <w:rFonts/>
         <w:b/>
         <w:bCs/>
       </w:rPr>
@@ -3403,7 +3191,7 @@
         <w:spacing w:before="0" w:after="0" w:line="240" w:lineRule="auto"/>
       </w:pPr>
       <w:rPr>
-        <w:rFonts w:asciiTheme="majorHAnsi" w:eastAsiaTheme="majorEastAsia" w:hAnsiTheme="majorHAnsi" w:cstheme="majorBidi"/>
+        <w:rFonts/>
         <w:b/>
         <w:bCs/>
       </w:rPr>
@@ -3421,14 +3209,14 @@
     </w:tblStylePr>
     <w:tblStylePr w:type="firstCol">
       <w:rPr>
-        <w:rFonts w:asciiTheme="majorHAnsi" w:eastAsiaTheme="majorEastAsia" w:hAnsiTheme="majorHAnsi" w:cstheme="majorBidi"/>
+        <w:rFonts/>
         <w:b/>
         <w:bCs/>
       </w:rPr>
     </w:tblStylePr>
     <w:tblStylePr w:type="lastCol">
       <w:rPr>
-        <w:rFonts w:asciiTheme="majorHAnsi" w:eastAsiaTheme="majorEastAsia" w:hAnsiTheme="majorHAnsi" w:cstheme="majorBidi"/>
+        <w:rFonts/>
         <w:b/>
         <w:bCs/>
       </w:rPr>
@@ -3512,7 +3300,7 @@
         <w:spacing w:before="0" w:after="0" w:line="240" w:lineRule="auto"/>
       </w:pPr>
       <w:rPr>
-        <w:rFonts w:asciiTheme="majorHAnsi" w:eastAsiaTheme="majorEastAsia" w:hAnsiTheme="majorHAnsi" w:cstheme="majorBidi"/>
+        <w:rFonts/>
         <w:b/>
         <w:bCs/>
       </w:rPr>
@@ -3533,7 +3321,7 @@
         <w:spacing w:before="0" w:after="0" w:line="240" w:lineRule="auto"/>
       </w:pPr>
       <w:rPr>
-        <w:rFonts w:asciiTheme="majorHAnsi" w:eastAsiaTheme="majorEastAsia" w:hAnsiTheme="majorHAnsi" w:cstheme="majorBidi"/>
+        <w:rFonts/>
         <w:b/>
         <w:bCs/>
       </w:rPr>
@@ -3551,14 +3339,14 @@
     </w:tblStylePr>
     <w:tblStylePr w:type="firstCol">
       <w:rPr>
-        <w:rFonts w:asciiTheme="majorHAnsi" w:eastAsiaTheme="majorEastAsia" w:hAnsiTheme="majorHAnsi" w:cstheme="majorBidi"/>
+        <w:rFonts/>
         <w:b/>
         <w:bCs/>
       </w:rPr>
     </w:tblStylePr>
     <w:tblStylePr w:type="lastCol">
       <w:rPr>
-        <w:rFonts w:asciiTheme="majorHAnsi" w:eastAsiaTheme="majorEastAsia" w:hAnsiTheme="majorHAnsi" w:cstheme="majorBidi"/>
+        <w:rFonts/>
         <w:b/>
         <w:bCs/>
       </w:rPr>
@@ -3642,7 +3430,7 @@
         <w:spacing w:before="0" w:after="0" w:line="240" w:lineRule="auto"/>
       </w:pPr>
       <w:rPr>
-        <w:rFonts w:asciiTheme="majorHAnsi" w:eastAsiaTheme="majorEastAsia" w:hAnsiTheme="majorHAnsi" w:cstheme="majorBidi"/>
+        <w:rFonts/>
         <w:b/>
         <w:bCs/>
       </w:rPr>
@@ -3663,7 +3451,7 @@
         <w:spacing w:before="0" w:after="0" w:line="240" w:lineRule="auto"/>
       </w:pPr>
       <w:rPr>
-        <w:rFonts w:asciiTheme="majorHAnsi" w:eastAsiaTheme="majorEastAsia" w:hAnsiTheme="majorHAnsi" w:cstheme="majorBidi"/>
+        <w:rFonts/>
         <w:b/>
         <w:bCs/>
       </w:rPr>
@@ -3681,14 +3469,14 @@
     </w:tblStylePr>
     <w:tblStylePr w:type="firstCol">
       <w:rPr>
-        <w:rFonts w:asciiTheme="majorHAnsi" w:eastAsiaTheme="majorEastAsia" w:hAnsiTheme="majorHAnsi" w:cstheme="majorBidi"/>
+        <w:rFonts/>
         <w:b/>
         <w:bCs/>
       </w:rPr>
     </w:tblStylePr>
     <w:tblStylePr w:type="lastCol">
       <w:rPr>
-        <w:rFonts w:asciiTheme="majorHAnsi" w:eastAsiaTheme="majorEastAsia" w:hAnsiTheme="majorHAnsi" w:cstheme="majorBidi"/>
+        <w:rFonts/>
         <w:b/>
         <w:bCs/>
       </w:rPr>
@@ -3772,7 +3560,7 @@
         <w:spacing w:before="0" w:after="0" w:line="240" w:lineRule="auto"/>
       </w:pPr>
       <w:rPr>
-        <w:rFonts w:asciiTheme="majorHAnsi" w:eastAsiaTheme="majorEastAsia" w:hAnsiTheme="majorHAnsi" w:cstheme="majorBidi"/>
+        <w:rFonts/>
         <w:b/>
         <w:bCs/>
       </w:rPr>
@@ -3793,7 +3581,7 @@
         <w:spacing w:before="0" w:after="0" w:line="240" w:lineRule="auto"/>
       </w:pPr>
       <w:rPr>
-        <w:rFonts w:asciiTheme="majorHAnsi" w:eastAsiaTheme="majorEastAsia" w:hAnsiTheme="majorHAnsi" w:cstheme="majorBidi"/>
+        <w:rFonts/>
         <w:b/>
         <w:bCs/>
       </w:rPr>
@@ -3811,14 +3599,14 @@
     </w:tblStylePr>
     <w:tblStylePr w:type="firstCol">
       <w:rPr>
-        <w:rFonts w:asciiTheme="majorHAnsi" w:eastAsiaTheme="majorEastAsia" w:hAnsiTheme="majorHAnsi" w:cstheme="majorBidi"/>
+        <w:rFonts/>
         <w:b/>
         <w:bCs/>
       </w:rPr>
     </w:tblStylePr>
     <w:tblStylePr w:type="lastCol">
       <w:rPr>
-        <w:rFonts w:asciiTheme="majorHAnsi" w:eastAsiaTheme="majorEastAsia" w:hAnsiTheme="majorHAnsi" w:cstheme="majorBidi"/>
+        <w:rFonts/>
         <w:b/>
         <w:bCs/>
       </w:rPr>
@@ -3902,7 +3690,7 @@
         <w:spacing w:before="0" w:after="0" w:line="240" w:lineRule="auto"/>
       </w:pPr>
       <w:rPr>
-        <w:rFonts w:asciiTheme="majorHAnsi" w:eastAsiaTheme="majorEastAsia" w:hAnsiTheme="majorHAnsi" w:cstheme="majorBidi"/>
+        <w:rFonts/>
         <w:b/>
         <w:bCs/>
       </w:rPr>
@@ -3923,7 +3711,7 @@
         <w:spacing w:before="0" w:after="0" w:line="240" w:lineRule="auto"/>
       </w:pPr>
       <w:rPr>
-        <w:rFonts w:asciiTheme="majorHAnsi" w:eastAsiaTheme="majorEastAsia" w:hAnsiTheme="majorHAnsi" w:cstheme="majorBidi"/>
+        <w:rFonts/>
         <w:b/>
         <w:bCs/>
       </w:rPr>
@@ -3941,14 +3729,14 @@
     </w:tblStylePr>
     <w:tblStylePr w:type="firstCol">
       <w:rPr>
-        <w:rFonts w:asciiTheme="majorHAnsi" w:eastAsiaTheme="majorEastAsia" w:hAnsiTheme="majorHAnsi" w:cstheme="majorBidi"/>
+        <w:rFonts/>
         <w:b/>
         <w:bCs/>
       </w:rPr>
     </w:tblStylePr>
     <w:tblStylePr w:type="lastCol">
       <w:rPr>
-        <w:rFonts w:asciiTheme="majorHAnsi" w:eastAsiaTheme="majorEastAsia" w:hAnsiTheme="majorHAnsi" w:cstheme="majorBidi"/>
+        <w:rFonts/>
         <w:b/>
         <w:bCs/>
       </w:rPr>
@@ -4032,7 +3820,7 @@
         <w:spacing w:before="0" w:after="0" w:line="240" w:lineRule="auto"/>
       </w:pPr>
       <w:rPr>
-        <w:rFonts w:asciiTheme="majorHAnsi" w:eastAsiaTheme="majorEastAsia" w:hAnsiTheme="majorHAnsi" w:cstheme="majorBidi"/>
+        <w:rFonts/>
         <w:b/>
         <w:bCs/>
       </w:rPr>
@@ -4053,7 +3841,7 @@
         <w:spacing w:before="0" w:after="0" w:line="240" w:lineRule="auto"/>
       </w:pPr>
       <w:rPr>
-        <w:rFonts w:asciiTheme="majorHAnsi" w:eastAsiaTheme="majorEastAsia" w:hAnsiTheme="majorHAnsi" w:cstheme="majorBidi"/>
+        <w:rFonts/>
         <w:b/>
         <w:bCs/>
       </w:rPr>
@@ -4071,14 +3859,14 @@
     </w:tblStylePr>
     <w:tblStylePr w:type="firstCol">
       <w:rPr>
-        <w:rFonts w:asciiTheme="majorHAnsi" w:eastAsiaTheme="majorEastAsia" w:hAnsiTheme="majorHAnsi" w:cstheme="majorBidi"/>
+        <w:rFonts/>
         <w:b/>
         <w:bCs/>
       </w:rPr>
     </w:tblStylePr>
     <w:tblStylePr w:type="lastCol">
       <w:rPr>
-        <w:rFonts w:asciiTheme="majorHAnsi" w:eastAsiaTheme="majorEastAsia" w:hAnsiTheme="majorHAnsi" w:cstheme="majorBidi"/>
+        <w:rFonts/>
         <w:b/>
         <w:bCs/>
       </w:rPr>
@@ -4162,7 +3950,7 @@
         <w:spacing w:before="0" w:after="0" w:line="240" w:lineRule="auto"/>
       </w:pPr>
       <w:rPr>
-        <w:rFonts w:asciiTheme="majorHAnsi" w:eastAsiaTheme="majorEastAsia" w:hAnsiTheme="majorHAnsi" w:cstheme="majorBidi"/>
+        <w:rFonts/>
         <w:b/>
         <w:bCs/>
       </w:rPr>
@@ -4183,7 +3971,7 @@
         <w:spacing w:before="0" w:after="0" w:line="240" w:lineRule="auto"/>
       </w:pPr>
       <w:rPr>
-        <w:rFonts w:asciiTheme="majorHAnsi" w:eastAsiaTheme="majorEastAsia" w:hAnsiTheme="majorHAnsi" w:cstheme="majorBidi"/>
+        <w:rFonts/>
         <w:b/>
         <w:bCs/>
       </w:rPr>
@@ -4201,14 +3989,14 @@
     </w:tblStylePr>
     <w:tblStylePr w:type="firstCol">
       <w:rPr>
-        <w:rFonts w:asciiTheme="majorHAnsi" w:eastAsiaTheme="majorEastAsia" w:hAnsiTheme="majorHAnsi" w:cstheme="majorBidi"/>
+        <w:rFonts/>
         <w:b/>
         <w:bCs/>
       </w:rPr>
     </w:tblStylePr>
     <w:tblStylePr w:type="lastCol">
       <w:rPr>
-        <w:rFonts w:asciiTheme="majorHAnsi" w:eastAsiaTheme="majorEastAsia" w:hAnsiTheme="majorHAnsi" w:cstheme="majorBidi"/>
+        <w:rFonts/>
         <w:b/>
         <w:bCs/>
       </w:rPr>
@@ -6073,7 +5861,7 @@
     </w:tblPr>
     <w:tblStylePr w:type="firstRow">
       <w:rPr>
-        <w:rFonts w:asciiTheme="majorHAnsi" w:eastAsiaTheme="majorEastAsia" w:hAnsiTheme="majorHAnsi" w:cstheme="majorBidi"/>
+        <w:rFonts/>
       </w:rPr>
       <w:tblPr/>
       <w:tcPr>
@@ -6157,7 +5945,7 @@
     </w:tblPr>
     <w:tblStylePr w:type="firstRow">
       <w:rPr>
-        <w:rFonts w:asciiTheme="majorHAnsi" w:eastAsiaTheme="majorEastAsia" w:hAnsiTheme="majorHAnsi" w:cstheme="majorBidi"/>
+        <w:rFonts/>
       </w:rPr>
       <w:tblPr/>
       <w:tcPr>
@@ -6241,7 +6029,7 @@
     </w:tblPr>
     <w:tblStylePr w:type="firstRow">
       <w:rPr>
-        <w:rFonts w:asciiTheme="majorHAnsi" w:eastAsiaTheme="majorEastAsia" w:hAnsiTheme="majorHAnsi" w:cstheme="majorBidi"/>
+        <w:rFonts/>
       </w:rPr>
       <w:tblPr/>
       <w:tcPr>
@@ -6325,7 +6113,7 @@
     </w:tblPr>
     <w:tblStylePr w:type="firstRow">
       <w:rPr>
-        <w:rFonts w:asciiTheme="majorHAnsi" w:eastAsiaTheme="majorEastAsia" w:hAnsiTheme="majorHAnsi" w:cstheme="majorBidi"/>
+        <w:rFonts/>
       </w:rPr>
       <w:tblPr/>
       <w:tcPr>
@@ -6409,7 +6197,7 @@
     </w:tblPr>
     <w:tblStylePr w:type="firstRow">
       <w:rPr>
-        <w:rFonts w:asciiTheme="majorHAnsi" w:eastAsiaTheme="majorEastAsia" w:hAnsiTheme="majorHAnsi" w:cstheme="majorBidi"/>
+        <w:rFonts/>
       </w:rPr>
       <w:tblPr/>
       <w:tcPr>
@@ -6493,7 +6281,7 @@
     </w:tblPr>
     <w:tblStylePr w:type="firstRow">
       <w:rPr>
-        <w:rFonts w:asciiTheme="majorHAnsi" w:eastAsiaTheme="majorEastAsia" w:hAnsiTheme="majorHAnsi" w:cstheme="majorBidi"/>
+        <w:rFonts/>
       </w:rPr>
       <w:tblPr/>
       <w:tcPr>
@@ -6577,7 +6365,7 @@
     </w:tblPr>
     <w:tblStylePr w:type="firstRow">
       <w:rPr>
-        <w:rFonts w:asciiTheme="majorHAnsi" w:eastAsiaTheme="majorEastAsia" w:hAnsiTheme="majorHAnsi" w:cstheme="majorBidi"/>
+        <w:rFonts/>
       </w:rPr>
       <w:tblPr/>
       <w:tcPr>
@@ -6642,7 +6430,7 @@
       <w:spacing w:after="0" w:line="240" w:lineRule="auto"/>
     </w:pPr>
     <w:rPr>
-      <w:rFonts w:asciiTheme="majorHAnsi" w:eastAsiaTheme="majorEastAsia" w:hAnsiTheme="majorHAnsi" w:cstheme="majorBidi"/>
+      <w:rFonts/>
       <w:color w:val="000000" w:themeColor="text1"/>
     </w:rPr>
     <w:tblPr>
@@ -6770,7 +6558,7 @@
       <w:spacing w:after="0" w:line="240" w:lineRule="auto"/>
     </w:pPr>
     <w:rPr>
-      <w:rFonts w:asciiTheme="majorHAnsi" w:eastAsiaTheme="majorEastAsia" w:hAnsiTheme="majorHAnsi" w:cstheme="majorBidi"/>
+      <w:rFonts/>
       <w:color w:val="000000" w:themeColor="text1"/>
     </w:rPr>
     <w:tblPr>
@@ -6898,7 +6686,7 @@
       <w:spacing w:after="0" w:line="240" w:lineRule="auto"/>
     </w:pPr>
     <w:rPr>
-      <w:rFonts w:asciiTheme="majorHAnsi" w:eastAsiaTheme="majorEastAsia" w:hAnsiTheme="majorHAnsi" w:cstheme="majorBidi"/>
+      <w:rFonts/>
       <w:color w:val="000000" w:themeColor="text1"/>
     </w:rPr>
     <w:tblPr>
@@ -7026,7 +6814,7 @@
       <w:spacing w:after="0" w:line="240" w:lineRule="auto"/>
     </w:pPr>
     <w:rPr>
-      <w:rFonts w:asciiTheme="majorHAnsi" w:eastAsiaTheme="majorEastAsia" w:hAnsiTheme="majorHAnsi" w:cstheme="majorBidi"/>
+      <w:rFonts/>
       <w:color w:val="000000" w:themeColor="text1"/>
     </w:rPr>
     <w:tblPr>
@@ -7154,7 +6942,7 @@
       <w:spacing w:after="0" w:line="240" w:lineRule="auto"/>
     </w:pPr>
     <w:rPr>
-      <w:rFonts w:asciiTheme="majorHAnsi" w:eastAsiaTheme="majorEastAsia" w:hAnsiTheme="majorHAnsi" w:cstheme="majorBidi"/>
+      <w:rFonts/>
       <w:color w:val="000000" w:themeColor="text1"/>
     </w:rPr>
     <w:tblPr>
@@ -7282,7 +7070,7 @@
       <w:spacing w:after="0" w:line="240" w:lineRule="auto"/>
     </w:pPr>
     <w:rPr>
-      <w:rFonts w:asciiTheme="majorHAnsi" w:eastAsiaTheme="majorEastAsia" w:hAnsiTheme="majorHAnsi" w:cstheme="majorBidi"/>
+      <w:rFonts/>
       <w:color w:val="000000" w:themeColor="text1"/>
     </w:rPr>
     <w:tblPr>
@@ -7410,7 +7198,7 @@
       <w:spacing w:after="0" w:line="240" w:lineRule="auto"/>
     </w:pPr>
     <w:rPr>
-      <w:rFonts w:asciiTheme="majorHAnsi" w:eastAsiaTheme="majorEastAsia" w:hAnsiTheme="majorHAnsi" w:cstheme="majorBidi"/>
+      <w:rFonts/>
       <w:color w:val="000000" w:themeColor="text1"/>
     </w:rPr>
     <w:tblPr>
@@ -8049,7 +7837,7 @@
       <w:spacing w:after="0" w:line="240" w:lineRule="auto"/>
     </w:pPr>
     <w:rPr>
-      <w:rFonts w:asciiTheme="majorHAnsi" w:eastAsiaTheme="majorEastAsia" w:hAnsiTheme="majorHAnsi" w:cstheme="majorBidi"/>
+      <w:rFonts/>
       <w:color w:val="000000" w:themeColor="text1"/>
     </w:rPr>
     <w:tblPr>
@@ -8174,7 +7962,7 @@
       <w:spacing w:after="0" w:line="240" w:lineRule="auto"/>
     </w:pPr>
     <w:rPr>
-      <w:rFonts w:asciiTheme="majorHAnsi" w:eastAsiaTheme="majorEastAsia" w:hAnsiTheme="majorHAnsi" w:cstheme="majorBidi"/>
+      <w:rFonts/>
       <w:color w:val="000000" w:themeColor="text1"/>
     </w:rPr>
     <w:tblPr>
@@ -8299,7 +8087,7 @@
       <w:spacing w:after="0" w:line="240" w:lineRule="auto"/>
     </w:pPr>
     <w:rPr>
-      <w:rFonts w:asciiTheme="majorHAnsi" w:eastAsiaTheme="majorEastAsia" w:hAnsiTheme="majorHAnsi" w:cstheme="majorBidi"/>
+      <w:rFonts/>
       <w:color w:val="000000" w:themeColor="text1"/>
     </w:rPr>
     <w:tblPr>
@@ -8424,7 +8212,7 @@
       <w:spacing w:after="0" w:line="240" w:lineRule="auto"/>
     </w:pPr>
     <w:rPr>
-      <w:rFonts w:asciiTheme="majorHAnsi" w:eastAsiaTheme="majorEastAsia" w:hAnsiTheme="majorHAnsi" w:cstheme="majorBidi"/>
+      <w:rFonts/>
       <w:color w:val="000000" w:themeColor="text1"/>
     </w:rPr>
     <w:tblPr>
@@ -8549,7 +8337,7 @@
       <w:spacing w:after="0" w:line="240" w:lineRule="auto"/>
     </w:pPr>
     <w:rPr>
-      <w:rFonts w:asciiTheme="majorHAnsi" w:eastAsiaTheme="majorEastAsia" w:hAnsiTheme="majorHAnsi" w:cstheme="majorBidi"/>
+      <w:rFonts/>
       <w:color w:val="000000" w:themeColor="text1"/>
     </w:rPr>
     <w:tblPr>
@@ -8674,7 +8462,7 @@
       <w:spacing w:after="0" w:line="240" w:lineRule="auto"/>
     </w:pPr>
     <w:rPr>
-      <w:rFonts w:asciiTheme="majorHAnsi" w:eastAsiaTheme="majorEastAsia" w:hAnsiTheme="majorHAnsi" w:cstheme="majorBidi"/>
+      <w:rFonts/>
       <w:color w:val="000000" w:themeColor="text1"/>
     </w:rPr>
     <w:tblPr>
@@ -8799,7 +8587,7 @@
       <w:spacing w:after="0" w:line="240" w:lineRule="auto"/>
     </w:pPr>
     <w:rPr>
-      <w:rFonts w:asciiTheme="majorHAnsi" w:eastAsiaTheme="majorEastAsia" w:hAnsiTheme="majorHAnsi" w:cstheme="majorBidi"/>
+      <w:rFonts/>
       <w:color w:val="000000" w:themeColor="text1"/>
     </w:rPr>
     <w:tblPr>

--- a/az/discovery-articles/5.3 Nisbilik nəzəriyyəsi.docx
+++ b/az/discovery-articles/5.3 Nisbilik nəzəriyyəsi.docx
@@ -120,7 +120,7 @@
         <w:widowControl/>
       </w:pPr>
       <w:r>
-        <w:t>Kim kəşf edib və ya yaradıb</w:t>
+        <w:t xml:space="preserve">Kim yaradıb</w:t>
       </w:r>
     </w:p>
     <w:p>
@@ -217,7 +217,7 @@
         <w:rPr>
           <w:sz w:val="20"/>
         </w:rPr>
-        <w:t>C Qurumların materialları və ensiklopedik mənbələr</w:t>
+        <w:t>Qurumların materialları və ensiklopedik mənbələr</w:t>
       </w:r>
     </w:p>
     <w:p>
@@ -277,7 +277,7 @@
         <w:rPr>
           <w:sz w:val="20"/>
         </w:rPr>
-        <w:t>D Muzey arxiv və kitabxana materialları</w:t>
+        <w:t>Muzey arxiv və kitabxana materialları</w:t>
       </w:r>
     </w:p>
     <w:p>
@@ -313,7 +313,7 @@
         <w:rPr>
           <w:sz w:val="20"/>
         </w:rPr>
-        <w:t>G Kosmik agentliklər laboratoriyalar və elmi təşkilatlar</w:t>
+        <w:t>Kosmik agentliklər laboratoriyalar və elmi təşkilatlar</w:t>
       </w:r>
     </w:p>
     <w:p>
